--- a/KutuphaneOtomasyonu_242516042/_Documents/SAT242516042.docx
+++ b/KutuphaneOtomasyonu_242516042/_Documents/SAT242516042.docx
@@ -46,19 +46,11 @@
                 <w:szCs w:val="20"/>
               </w:rPr>
             </w:pPr>
-            <w:proofErr w:type="spellStart"/>
-            <w:r>
-              <w:rPr>
-                <w:szCs w:val="20"/>
-              </w:rPr>
-              <w:t>Kutuphane</w:t>
-            </w:r>
-            <w:proofErr w:type="spellEnd"/>
-            <w:r>
-              <w:rPr>
-                <w:szCs w:val="20"/>
-              </w:rPr>
-              <w:t xml:space="preserve"> Otomasyon Sistemi</w:t>
+            <w:r>
+              <w:rPr>
+                <w:szCs w:val="20"/>
+              </w:rPr>
+              <w:t>Kutuphane Otomasyon Sistemi</w:t>
             </w:r>
           </w:p>
         </w:tc>
@@ -225,47 +217,17 @@
               </w:rPr>
               <w:t xml:space="preserve">Bu proje, bir kütüphanenin temel işlevlerini dijitalleştiren bir otomasyon sistemidir. Sistem, C# </w:t>
             </w:r>
-            <w:proofErr w:type="spellStart"/>
-            <w:r>
-              <w:rPr>
-                <w:szCs w:val="20"/>
-              </w:rPr>
-              <w:t>Blazor</w:t>
-            </w:r>
-            <w:proofErr w:type="spellEnd"/>
-            <w:r>
-              <w:rPr>
-                <w:szCs w:val="20"/>
-              </w:rPr>
-              <w:t xml:space="preserve"> Web </w:t>
-            </w:r>
-            <w:proofErr w:type="spellStart"/>
-            <w:r>
-              <w:rPr>
-                <w:szCs w:val="20"/>
-              </w:rPr>
-              <w:t>App</w:t>
-            </w:r>
-            <w:proofErr w:type="spellEnd"/>
-            <w:r>
-              <w:rPr>
-                <w:szCs w:val="20"/>
-              </w:rPr>
-              <w:t xml:space="preserve"> teknolojisi ve SQL Server </w:t>
-            </w:r>
-            <w:proofErr w:type="spellStart"/>
-            <w:r>
-              <w:rPr>
-                <w:szCs w:val="20"/>
-              </w:rPr>
-              <w:t>veritabanı</w:t>
-            </w:r>
-            <w:proofErr w:type="spellEnd"/>
-            <w:r>
-              <w:rPr>
-                <w:szCs w:val="20"/>
-              </w:rPr>
-              <w:t xml:space="preserve"> kullanılarak geliştirilmektedir. Proje kapsamında; kitap ve üye yönetimi, ödünç verme, iade alma, geciken iadeler için otomatik ceza hesaplama ve emanetteki kitaplar için rezervasyon yapabilme modülleri bulunmaktadır. Amaç, manuel işlemleri azaltmak, kaynak takibini kolaylaştırmak ve kullanıcı (üye) deneyimini iyileştirmektir.</w:t>
+            <w:r>
+              <w:rPr>
+                <w:szCs w:val="20"/>
+              </w:rPr>
+              <w:t>Blazor Web App</w:t>
+            </w:r>
+            <w:r>
+              <w:rPr>
+                <w:szCs w:val="20"/>
+              </w:rPr>
+              <w:t xml:space="preserve"> teknolojisi ve SQL Server veritabanı kullanılarak geliştirilmektedir. Proje kapsamında; kitap ve üye yönetimi, ödünç verme, iade alma, geciken iadeler için otomatik ceza hesaplama ve emanetteki kitaplar için rezervasyon yapabilme modülleri bulunmaktadır. Amaç, manuel işlemleri azaltmak, kaynak takibini kolaylaştırmak ve kullanıcı (üye) deneyimini iyileştirmektir.</w:t>
             </w:r>
           </w:p>
         </w:tc>
@@ -350,105 +312,7 @@
               <w:rPr>
                 <w:szCs w:val="20"/>
               </w:rPr>
-              <w:t xml:space="preserve">Proje, N-Katmanlı Mimari desenine uygun olarak C# dili ve ASP.NET </w:t>
-            </w:r>
-            <w:proofErr w:type="spellStart"/>
-            <w:r>
-              <w:rPr>
-                <w:szCs w:val="20"/>
-              </w:rPr>
-              <w:t>Core</w:t>
-            </w:r>
-            <w:proofErr w:type="spellEnd"/>
-            <w:r>
-              <w:rPr>
-                <w:szCs w:val="20"/>
-              </w:rPr>
-              <w:t xml:space="preserve"> </w:t>
-            </w:r>
-            <w:proofErr w:type="spellStart"/>
-            <w:r>
-              <w:rPr>
-                <w:szCs w:val="20"/>
-              </w:rPr>
-              <w:t>Blazor</w:t>
-            </w:r>
-            <w:proofErr w:type="spellEnd"/>
-            <w:r>
-              <w:rPr>
-                <w:szCs w:val="20"/>
-              </w:rPr>
-              <w:t xml:space="preserve"> platformu ile geliştirilmiştir. Veri yönetimi için SQL Server </w:t>
-            </w:r>
-            <w:proofErr w:type="spellStart"/>
-            <w:r>
-              <w:rPr>
-                <w:szCs w:val="20"/>
-              </w:rPr>
-              <w:t>veritabanı</w:t>
-            </w:r>
-            <w:proofErr w:type="spellEnd"/>
-            <w:r>
-              <w:rPr>
-                <w:szCs w:val="20"/>
-              </w:rPr>
-              <w:t xml:space="preserve"> kullanılmış, iş mantığı </w:t>
-            </w:r>
-            <w:proofErr w:type="spellStart"/>
-            <w:r>
-              <w:rPr>
-                <w:szCs w:val="20"/>
-              </w:rPr>
-              <w:t>Stored</w:t>
-            </w:r>
-            <w:proofErr w:type="spellEnd"/>
-            <w:r>
-              <w:rPr>
-                <w:szCs w:val="20"/>
-              </w:rPr>
-              <w:t xml:space="preserve"> </w:t>
-            </w:r>
-            <w:proofErr w:type="spellStart"/>
-            <w:r>
-              <w:rPr>
-                <w:szCs w:val="20"/>
-              </w:rPr>
-              <w:t>Procedure</w:t>
-            </w:r>
-            <w:proofErr w:type="spellEnd"/>
-            <w:r>
-              <w:rPr>
-                <w:szCs w:val="20"/>
-              </w:rPr>
-              <w:t xml:space="preserve"> (SP) ve </w:t>
-            </w:r>
-            <w:proofErr w:type="spellStart"/>
-            <w:r>
-              <w:rPr>
-                <w:szCs w:val="20"/>
-              </w:rPr>
-              <w:t>View'ler</w:t>
-            </w:r>
-            <w:proofErr w:type="spellEnd"/>
-            <w:r>
-              <w:rPr>
-                <w:szCs w:val="20"/>
-              </w:rPr>
-              <w:t xml:space="preserve"> aracılığıyla </w:t>
-            </w:r>
-            <w:proofErr w:type="spellStart"/>
-            <w:r>
-              <w:rPr>
-                <w:szCs w:val="20"/>
-              </w:rPr>
-              <w:t>veritabanı</w:t>
-            </w:r>
-            <w:proofErr w:type="spellEnd"/>
-            <w:r>
-              <w:rPr>
-                <w:szCs w:val="20"/>
-              </w:rPr>
-              <w:t xml:space="preserve"> katmanına entegre edilmiştir.</w:t>
+              <w:t>Proje, N-Katmanlı Mimari desenine uygun olarak C# dili ve ASP.NET Core Blazor platformu ile geliştirilmiştir. Veri yönetimi için SQL Server veritabanı kullanılmış, iş mantığı Stored Procedure (SP) ve View'ler aracılığıyla veritabanı katmanına entegre edilmiştir.</w:t>
             </w:r>
           </w:p>
         </w:tc>
@@ -711,35 +575,13 @@
               <w:rPr>
                 <w:szCs w:val="20"/>
               </w:rPr>
-              <w:t xml:space="preserve">Açık kaynak/ücretsiz araçlar (Visual </w:t>
-            </w:r>
-            <w:proofErr w:type="spellStart"/>
-            <w:r>
-              <w:rPr>
-                <w:szCs w:val="20"/>
-              </w:rPr>
-              <w:t>Studio</w:t>
-            </w:r>
-            <w:proofErr w:type="spellEnd"/>
-            <w:r>
-              <w:rPr>
-                <w:szCs w:val="20"/>
-              </w:rPr>
-              <w:t xml:space="preserve"> </w:t>
-            </w:r>
-            <w:proofErr w:type="spellStart"/>
-            <w:r>
-              <w:rPr>
-                <w:szCs w:val="20"/>
-              </w:rPr>
-              <w:t>Community</w:t>
-            </w:r>
-            <w:proofErr w:type="spellEnd"/>
-            <w:r>
-              <w:rPr>
-                <w:szCs w:val="20"/>
-              </w:rPr>
-              <w:t>, SQL Server Express) kullanıldığı için yazılım maliyeti yoktur.</w:t>
+              <w:t xml:space="preserve">Açık kaynak/ücretsiz araçlar (Visual Studio Community, SQL Server  kullanıldığı için yazılım maliyeti </w:t>
+            </w:r>
+            <w:r>
+              <w:rPr>
+                <w:szCs w:val="20"/>
+              </w:rPr>
+              <w:t>düşüktür</w:t>
             </w:r>
           </w:p>
         </w:tc>
@@ -973,21 +815,7 @@
               <w:rPr>
                 <w:szCs w:val="20"/>
               </w:rPr>
-              <w:t>Proje takibi, modüler geliştirme (</w:t>
-            </w:r>
-            <w:proofErr w:type="spellStart"/>
-            <w:r>
-              <w:rPr>
-                <w:szCs w:val="20"/>
-              </w:rPr>
-              <w:t>veritabanı</w:t>
-            </w:r>
-            <w:proofErr w:type="spellEnd"/>
-            <w:r>
-              <w:rPr>
-                <w:szCs w:val="20"/>
-              </w:rPr>
-              <w:t>, servis katmanı, arayüz) ile sağlanmaktadır.</w:t>
+              <w:t>Proje takibi, modüler geliştirme (veritabanı, servis katmanı, arayüz) ile sağlanmaktadır.</w:t>
             </w:r>
           </w:p>
         </w:tc>
@@ -1065,35 +893,7 @@
               <w:rPr>
                 <w:szCs w:val="20"/>
               </w:rPr>
-              <w:t>Kişisel veriler (</w:t>
-            </w:r>
-            <w:proofErr w:type="spellStart"/>
-            <w:r>
-              <w:rPr>
-                <w:szCs w:val="20"/>
-              </w:rPr>
-              <w:t>TCKimlik</w:t>
-            </w:r>
-            <w:proofErr w:type="spellEnd"/>
-            <w:r>
-              <w:rPr>
-                <w:szCs w:val="20"/>
-              </w:rPr>
-              <w:t xml:space="preserve">, </w:t>
-            </w:r>
-            <w:proofErr w:type="spellStart"/>
-            <w:r>
-              <w:rPr>
-                <w:szCs w:val="20"/>
-              </w:rPr>
-              <w:t>Email</w:t>
-            </w:r>
-            <w:proofErr w:type="spellEnd"/>
-            <w:r>
-              <w:rPr>
-                <w:szCs w:val="20"/>
-              </w:rPr>
-              <w:t>) için KVKK gereksinimleri dikkate alınarak geliştirme yapılmaktadır.</w:t>
+              <w:t>Kişisel veriler (TCKimlik, Email) için KVKK gereksinimleri dikkate alınarak geliştirme yapılmaktadır.</w:t>
             </w:r>
           </w:p>
         </w:tc>
@@ -1135,7 +935,6 @@
                 <w:szCs w:val="20"/>
               </w:rPr>
             </w:pPr>
-            <w:proofErr w:type="gramStart"/>
             <w:r>
               <w:rPr>
                 <w:b/>
@@ -1144,7 +943,6 @@
               </w:rPr>
               <w:t>% 100</w:t>
             </w:r>
-            <w:proofErr w:type="gramEnd"/>
           </w:p>
         </w:tc>
         <w:tc>
@@ -1232,25 +1030,7 @@
                 <w:bCs/>
                 <w:szCs w:val="20"/>
               </w:rPr>
-              <w:t>Hafta (</w:t>
-            </w:r>
-            <w:proofErr w:type="gramStart"/>
-            <w:r>
-              <w:rPr>
-                <w:b/>
-                <w:bCs/>
-                <w:szCs w:val="20"/>
-              </w:rPr>
-              <w:t>… -</w:t>
-            </w:r>
-            <w:proofErr w:type="gramEnd"/>
-            <w:r>
-              <w:rPr>
-                <w:b/>
-                <w:bCs/>
-                <w:szCs w:val="20"/>
-              </w:rPr>
-              <w:t xml:space="preserve"> …)</w:t>
+              <w:t>Hafta (… - …)</w:t>
             </w:r>
           </w:p>
         </w:tc>
@@ -1338,21 +1118,7 @@
               <w:rPr>
                 <w:szCs w:val="20"/>
               </w:rPr>
-              <w:t xml:space="preserve">Proje Analizi, Gereksinimlerin Belirlenmesi, </w:t>
-            </w:r>
-            <w:proofErr w:type="spellStart"/>
-            <w:r>
-              <w:rPr>
-                <w:szCs w:val="20"/>
-              </w:rPr>
-              <w:t>Veritabanı</w:t>
-            </w:r>
-            <w:proofErr w:type="spellEnd"/>
-            <w:r>
-              <w:rPr>
-                <w:szCs w:val="20"/>
-              </w:rPr>
-              <w:t xml:space="preserve"> Şeması Tasarımı</w:t>
+              <w:t>Proje Analizi, Gereksinimlerin Belirlenmesi, Veritabanı Şeması Tasarımı</w:t>
             </w:r>
           </w:p>
         </w:tc>
@@ -1404,33 +1170,11 @@
                 <w:szCs w:val="20"/>
               </w:rPr>
             </w:pPr>
-            <w:proofErr w:type="spellStart"/>
-            <w:r>
-              <w:rPr>
-                <w:szCs w:val="20"/>
-              </w:rPr>
-              <w:t>Veritabanının</w:t>
-            </w:r>
-            <w:proofErr w:type="spellEnd"/>
-            <w:r>
-              <w:rPr>
-                <w:szCs w:val="20"/>
-              </w:rPr>
-              <w:t xml:space="preserve"> Kodlanması (Tablolar, </w:t>
-            </w:r>
-            <w:proofErr w:type="spellStart"/>
-            <w:r>
-              <w:rPr>
-                <w:szCs w:val="20"/>
-              </w:rPr>
-              <w:t>View</w:t>
-            </w:r>
-            <w:proofErr w:type="spellEnd"/>
-            <w:r>
-              <w:rPr>
-                <w:szCs w:val="20"/>
-              </w:rPr>
-              <w:t>, Index, Prosedürler)</w:t>
+            <w:r>
+              <w:rPr>
+                <w:szCs w:val="20"/>
+              </w:rPr>
+              <w:t>Veritabanının Kodlanması (Tablolar, View, Index, Prosedürler)</w:t>
             </w:r>
           </w:p>
         </w:tc>
@@ -1482,33 +1226,11 @@
                 <w:szCs w:val="20"/>
               </w:rPr>
             </w:pPr>
-            <w:proofErr w:type="spellStart"/>
-            <w:r>
-              <w:rPr>
-                <w:szCs w:val="20"/>
-              </w:rPr>
-              <w:t>Veritabanının</w:t>
-            </w:r>
-            <w:proofErr w:type="spellEnd"/>
-            <w:r>
-              <w:rPr>
-                <w:szCs w:val="20"/>
-              </w:rPr>
-              <w:t xml:space="preserve"> Kodlanması (Tablolar, </w:t>
-            </w:r>
-            <w:proofErr w:type="spellStart"/>
-            <w:r>
-              <w:rPr>
-                <w:szCs w:val="20"/>
-              </w:rPr>
-              <w:t>View</w:t>
-            </w:r>
-            <w:proofErr w:type="spellEnd"/>
-            <w:r>
-              <w:rPr>
-                <w:szCs w:val="20"/>
-              </w:rPr>
-              <w:t>, Index, Prosedürler)</w:t>
+            <w:r>
+              <w:rPr>
+                <w:szCs w:val="20"/>
+              </w:rPr>
+              <w:t>Veritabanının Kodlanması (Tablolar, View, Index, Prosedürler)</w:t>
             </w:r>
           </w:p>
         </w:tc>
@@ -1772,132 +1494,12 @@
           </w:tcPr>
           <w:p>
             <w:r>
-              <w:t xml:space="preserve">Projenin </w:t>
-            </w:r>
-            <w:proofErr w:type="spellStart"/>
-            <w:r>
-              <w:t>veritabanı</w:t>
-            </w:r>
-            <w:proofErr w:type="spellEnd"/>
-            <w:r>
-              <w:t xml:space="preserve"> altyapısı SQL Server üzerinde tamamlanmıştır. Tüm tablolar (Kitaplar, </w:t>
-            </w:r>
-            <w:proofErr w:type="spellStart"/>
-            <w:r>
-              <w:t>Uyeler</w:t>
-            </w:r>
-            <w:proofErr w:type="spellEnd"/>
-            <w:r>
-              <w:t xml:space="preserve">, </w:t>
-            </w:r>
-            <w:proofErr w:type="spellStart"/>
-            <w:r>
-              <w:t>OduncIslemleri</w:t>
-            </w:r>
-            <w:proofErr w:type="spellEnd"/>
-            <w:r>
-              <w:t>, Cezalar, Rezervasyonlar), veri bütünlüğünü sağlayan ilişkiler (</w:t>
-            </w:r>
-            <w:proofErr w:type="spellStart"/>
-            <w:r>
-              <w:t>Foreign</w:t>
-            </w:r>
-            <w:proofErr w:type="spellEnd"/>
-            <w:r>
-              <w:t xml:space="preserve"> </w:t>
-            </w:r>
-            <w:proofErr w:type="spellStart"/>
-            <w:r>
-              <w:t>Keys</w:t>
-            </w:r>
-            <w:proofErr w:type="spellEnd"/>
-            <w:r>
-              <w:t xml:space="preserve">), performans için </w:t>
-            </w:r>
-            <w:proofErr w:type="spellStart"/>
-            <w:r>
-              <w:t>index'ler</w:t>
-            </w:r>
-            <w:proofErr w:type="spellEnd"/>
-            <w:r>
-              <w:t xml:space="preserve">, listeleme için </w:t>
-            </w:r>
-            <w:proofErr w:type="spellStart"/>
-            <w:r>
-              <w:t>View'ler</w:t>
-            </w:r>
-            <w:proofErr w:type="spellEnd"/>
-            <w:r>
-              <w:t xml:space="preserve"> (</w:t>
-            </w:r>
-            <w:proofErr w:type="spellStart"/>
-            <w:r>
-              <w:t>vw_Odunc_Listele_Aktif</w:t>
-            </w:r>
-            <w:proofErr w:type="spellEnd"/>
-            <w:r>
-              <w:t xml:space="preserve"> vb.) ve iş mantığı için </w:t>
-            </w:r>
-            <w:proofErr w:type="spellStart"/>
-            <w:r>
-              <w:t>Stored</w:t>
-            </w:r>
-            <w:proofErr w:type="spellEnd"/>
-            <w:r>
-              <w:t xml:space="preserve"> </w:t>
-            </w:r>
-            <w:proofErr w:type="spellStart"/>
-            <w:r>
-              <w:t>Procedure'ler</w:t>
-            </w:r>
-            <w:proofErr w:type="spellEnd"/>
-            <w:r>
-              <w:t xml:space="preserve"> (</w:t>
-            </w:r>
-            <w:proofErr w:type="spellStart"/>
-            <w:r>
-              <w:t>sp_Iade_Al</w:t>
-            </w:r>
-            <w:proofErr w:type="spellEnd"/>
-            <w:r>
-              <w:t xml:space="preserve">, </w:t>
-            </w:r>
-            <w:proofErr w:type="spellStart"/>
-            <w:r>
-              <w:t>sp_Odunc_Ver</w:t>
-            </w:r>
-            <w:proofErr w:type="spellEnd"/>
-            <w:r>
-              <w:t xml:space="preserve"> vb.) kodlanmış ve test edilmiştir.</w:t>
-            </w:r>
-          </w:p>
-          <w:p>
-            <w:r>
-              <w:t>C# servis katmanının (</w:t>
-            </w:r>
-            <w:proofErr w:type="spellStart"/>
-            <w:r>
-              <w:t>KutuphaneServisi</w:t>
-            </w:r>
-            <w:proofErr w:type="spellEnd"/>
-            <w:r>
-              <w:t xml:space="preserve">) bu prosedürleri ve </w:t>
-            </w:r>
-            <w:proofErr w:type="spellStart"/>
-            <w:r>
-              <w:t>view'leri</w:t>
-            </w:r>
-            <w:proofErr w:type="spellEnd"/>
-            <w:r>
-              <w:t xml:space="preserve"> çağıran metotları yazılmaya başlanmıştır. </w:t>
-            </w:r>
-            <w:proofErr w:type="spellStart"/>
-            <w:r>
-              <w:t>Veritabanı</w:t>
-            </w:r>
-            <w:proofErr w:type="spellEnd"/>
-            <w:r>
-              <w:t xml:space="preserve"> ve iş katmanı (C#) arasındaki bağlantı kurulmuştur.</w:t>
+              <w:t>Projenin veritabanı altyapısı SQL Server üzerinde tamamlanmıştır. Tüm tablolar (Kitaplar, Uyeler, OduncIslemleri, Cezalar, Rezervasyonlar), veri bütünlüğünü sağlayan ilişkiler (Foreign Keys), performans için index'ler, listeleme için View'ler (vw_Odunc_Listele_Aktif vb.) ve iş mantığı için Stored Procedure'ler (sp_Iade_Al, sp_Odunc_Ver vb.) kodlanmış ve test edilmiştir.</w:t>
+            </w:r>
+          </w:p>
+          <w:p>
+            <w:r>
+              <w:t>C# servis katmanının (KutuphaneServisi) bu prosedürleri ve view'leri çağıran metotları yazılmaya başlanmıştır. Veritabanı ve iş katmanı (C#) arasındaki bağlantı kurulmuştur.</w:t>
             </w:r>
           </w:p>
           <w:p/>
@@ -2156,15 +1758,7 @@
       </w:pBdr>
     </w:pPr>
     <w:r>
-      <w:t xml:space="preserve">Sistem Analizi ve </w:t>
-    </w:r>
-    <w:proofErr w:type="gramStart"/>
-    <w:r>
-      <w:t>Tasarımı -</w:t>
-    </w:r>
-    <w:proofErr w:type="gramEnd"/>
-    <w:r>
-      <w:t xml:space="preserve"> Ara Rapor</w:t>
+      <w:t>Sistem Analizi ve Tasarımı - Ara Rapor</w:t>
     </w:r>
     <w:r>
       <w:ptab w:relativeTo="margin" w:alignment="center" w:leader="none"/>
@@ -3885,6 +3479,26 @@
 </file>
 
 <file path=customXml/item1.xml><?xml version="1.0" encoding="utf-8"?>
+<p:properties xmlns:p="http://schemas.microsoft.com/office/2006/metadata/properties" xmlns:xsi="http://www.w3.org/2001/XMLSchema-instance" xmlns:pc="http://schemas.microsoft.com/office/infopath/2007/PartnerControls">
+  <documentManagement>
+    <TaxCatchAll xmlns="4ea91fcc-0cf3-458a-b466-cc1d26bf8ed7" xsi:nil="true"/>
+    <lcf76f155ced4ddcb4097134ff3c332f xmlns="e573c724-3ab5-41a2-ad55-7ae5f76eceec">
+      <Terms xmlns="http://schemas.microsoft.com/office/infopath/2007/PartnerControls"/>
+    </lcf76f155ced4ddcb4097134ff3c332f>
+  </documentManagement>
+</p:properties>
+</file>
+
+<file path=customXml/item2.xml><?xml version="1.0" encoding="utf-8"?>
+<?mso-contentType ?>
+<FormTemplates xmlns="http://schemas.microsoft.com/sharepoint/v3/contenttype/forms">
+  <Display>DocumentLibraryForm</Display>
+  <Edit>DocumentLibraryForm</Edit>
+  <New>DocumentLibraryForm</New>
+</FormTemplates>
+</file>
+
+<file path=customXml/item3.xml><?xml version="1.0" encoding="utf-8"?>
 <ct:contentTypeSchema xmlns:ct="http://schemas.microsoft.com/office/2006/metadata/contentType" xmlns:ma="http://schemas.microsoft.com/office/2006/metadata/properties/metaAttributes" ct:_="" ma:_="" ma:contentTypeName="Belge" ma:contentTypeID="0x010100064C680FDBAD6E45A7E48A5FE0E84B9D" ma:contentTypeVersion="10" ma:contentTypeDescription="Yeni belge oluşturun." ma:contentTypeScope="" ma:versionID="0e273331c7606a045891efa8990388ef">
   <xsd:schema xmlns:xsd="http://www.w3.org/2001/XMLSchema" xmlns:xs="http://www.w3.org/2001/XMLSchema" xmlns:p="http://schemas.microsoft.com/office/2006/metadata/properties" xmlns:ns2="e573c724-3ab5-41a2-ad55-7ae5f76eceec" xmlns:ns3="4ea91fcc-0cf3-458a-b466-cc1d26bf8ed7" targetNamespace="http://schemas.microsoft.com/office/2006/metadata/properties" ma:root="true" ma:fieldsID="89bbc68adb3168e59d5e8c9bd1c99353" ns2:_="" ns3:_="">
     <xsd:import namespace="e573c724-3ab5-41a2-ad55-7ae5f76eceec"/>
@@ -4073,27 +3687,26 @@
 </ct:contentTypeSchema>
 </file>
 
-<file path=customXml/item2.xml><?xml version="1.0" encoding="utf-8"?>
-<?mso-contentType ?>
-<FormTemplates xmlns="http://schemas.microsoft.com/sharepoint/v3/contenttype/forms">
-  <Display>DocumentLibraryForm</Display>
-  <Edit>DocumentLibraryForm</Edit>
-  <New>DocumentLibraryForm</New>
-</FormTemplates>
+<file path=customXml/itemProps1.xml><?xml version="1.0" encoding="utf-8"?>
+<ds:datastoreItem xmlns:ds="http://schemas.openxmlformats.org/officeDocument/2006/customXml" ds:itemID="{49FE4DC6-174F-424F-9428-B461500619C6}">
+  <ds:schemaRefs>
+    <ds:schemaRef ds:uri="http://schemas.microsoft.com/office/2006/metadata/properties"/>
+    <ds:schemaRef ds:uri="http://schemas.microsoft.com/office/infopath/2007/PartnerControls"/>
+    <ds:schemaRef ds:uri="4ea91fcc-0cf3-458a-b466-cc1d26bf8ed7"/>
+    <ds:schemaRef ds:uri="e573c724-3ab5-41a2-ad55-7ae5f76eceec"/>
+  </ds:schemaRefs>
+</ds:datastoreItem>
 </file>
 
-<file path=customXml/item3.xml><?xml version="1.0" encoding="utf-8"?>
-<p:properties xmlns:p="http://schemas.microsoft.com/office/2006/metadata/properties" xmlns:xsi="http://www.w3.org/2001/XMLSchema-instance" xmlns:pc="http://schemas.microsoft.com/office/infopath/2007/PartnerControls">
-  <documentManagement>
-    <TaxCatchAll xmlns="4ea91fcc-0cf3-458a-b466-cc1d26bf8ed7" xsi:nil="true"/>
-    <lcf76f155ced4ddcb4097134ff3c332f xmlns="e573c724-3ab5-41a2-ad55-7ae5f76eceec">
-      <Terms xmlns="http://schemas.microsoft.com/office/infopath/2007/PartnerControls"/>
-    </lcf76f155ced4ddcb4097134ff3c332f>
-  </documentManagement>
-</p:properties>
+<file path=customXml/itemProps2.xml><?xml version="1.0" encoding="utf-8"?>
+<ds:datastoreItem xmlns:ds="http://schemas.openxmlformats.org/officeDocument/2006/customXml" ds:itemID="{F5A79E89-5F32-4987-B49F-2E7B83D1844B}">
+  <ds:schemaRefs>
+    <ds:schemaRef ds:uri="http://schemas.microsoft.com/sharepoint/v3/contenttype/forms"/>
+  </ds:schemaRefs>
+</ds:datastoreItem>
 </file>
 
-<file path=customXml/itemProps1.xml><?xml version="1.0" encoding="utf-8"?>
+<file path=customXml/itemProps3.xml><?xml version="1.0" encoding="utf-8"?>
 <ds:datastoreItem xmlns:ds="http://schemas.openxmlformats.org/officeDocument/2006/customXml" ds:itemID="{FF741A7D-0CEA-4662-B305-8C8C565EEA0C}">
   <ds:schemaRefs>
     <ds:schemaRef ds:uri="http://schemas.microsoft.com/office/2006/metadata/contentType"/>
@@ -4110,23 +3723,4 @@
     <ds:schemaRef ds:uri="http://schemas.microsoft.com/internal/obd"/>
   </ds:schemaRefs>
 </ds:datastoreItem>
-</file>
-
-<file path=customXml/itemProps2.xml><?xml version="1.0" encoding="utf-8"?>
-<ds:datastoreItem xmlns:ds="http://schemas.openxmlformats.org/officeDocument/2006/customXml" ds:itemID="{F5A79E89-5F32-4987-B49F-2E7B83D1844B}">
-  <ds:schemaRefs>
-    <ds:schemaRef ds:uri="http://schemas.microsoft.com/sharepoint/v3/contenttype/forms"/>
-  </ds:schemaRefs>
-</ds:datastoreItem>
-</file>
-
-<file path=customXml/itemProps3.xml><?xml version="1.0" encoding="utf-8"?>
-<ds:datastoreItem xmlns:ds="http://schemas.openxmlformats.org/officeDocument/2006/customXml" ds:itemID="{49FE4DC6-174F-424F-9428-B461500619C6}">
-  <ds:schemaRefs>
-    <ds:schemaRef ds:uri="http://schemas.microsoft.com/office/2006/metadata/properties"/>
-    <ds:schemaRef ds:uri="http://schemas.microsoft.com/office/infopath/2007/PartnerControls"/>
-    <ds:schemaRef ds:uri="4ea91fcc-0cf3-458a-b466-cc1d26bf8ed7"/>
-    <ds:schemaRef ds:uri="e573c724-3ab5-41a2-ad55-7ae5f76eceec"/>
-  </ds:schemaRefs>
-</ds:datastoreItem>
 </file>